--- a/personal project/stage 4/report/П04_Гасанова_отчет.docx
+++ b/personal project/stage 4/report/П04_Гасанова_отчет.docx
@@ -461,15 +461,6 @@
       </w:r>
       <w:r>
         <w:t xml:space="preserve">@fig:003</w:t>
-      </w:r>
-      <w:r>
-        <w:t xml:space="preserve">, рис.</w:t>
-      </w:r>
-      <w:r>
-        <w:t xml:space="preserve"> </w:t>
-      </w:r>
-      <w:r>
-        <w:t xml:space="preserve">@fig:004</w:t>
       </w:r>
       <w:r>
         <w:t xml:space="preserve">).</w:t>
